--- a/manuals/Payroll Processing - Part 2 - Creating a New Pay Run.docx
+++ b/manuals/Payroll Processing - Part 2 - Creating a New Pay Run.docx
@@ -1107,7 +1107,7 @@
           <w:sz w:val="22"/>
           <w:szCs w:val="22"/>
         </w:rPr>
-        <w:t xml:space="preserve">Part 3 — Reconciling Timesheets, which walks through what to check for casual, part-time and full-time employees.</w:t>
+        <w:t xml:space="preserve">Part 3a — Reconciling Casual Timesheets, the first of three guides covering reconciliation. Parts 3b and 3c cover salaried staff and the cases needing manual handling.</w:t>
       </w:r>
     </w:p>
     <w:sectPr>

--- a/manuals/Payroll Processing - Part 2 - Creating a New Pay Run.docx
+++ b/manuals/Payroll Processing - Part 2 - Creating a New Pay Run.docx
@@ -33,7 +33,7 @@
           <w:sz w:val="52"/>
           <w:szCs w:val="52"/>
         </w:rPr>
-        <w:t xml:space="preserve">Part 2 — Creating a New Pay Run</w:t>
+        <w:t xml:space="preserve">Part 2: Creating a New Pay Run</w:t>
       </w:r>
     </w:p>
     <w:p>
@@ -86,7 +86,7 @@
           <w:sz w:val="22"/>
           <w:szCs w:val="22"/>
         </w:rPr>
-        <w:t xml:space="preserve">Do not start here. Part 1 must be complete first — in particular, every timesheet must be approved. Creating a pay run over unapproved timesheets means deleting it and starting again.</w:t>
+        <w:t xml:space="preserve">Do not start here. Part 1 must be complete first; in particular, every timesheet must be approved. Creating a pay run over unapproved timesheets means deleting it and starting again.</w:t>
       </w:r>
     </w:p>
     <w:p>
@@ -126,7 +126,7 @@
           <w:sz w:val="22"/>
           <w:szCs w:val="22"/>
         </w:rPr>
-        <w:t xml:space="preserve">B1 is a data validation dropdown — click the cell and choose the period number from the list rather than typing a value in.</w:t>
+        <w:t xml:space="preserve">B1 is a data validation dropdown; click the cell and choose the period number from the list rather than typing a value in.</w:t>
       </w:r>
     </w:p>
     <w:p>
@@ -188,7 +188,7 @@
           <w:sz w:val="18"/>
           <w:szCs w:val="18"/>
         </w:rPr>
-        <w:t xml:space="preserve">Figure 1 — Cell B1 with its data validation dropdown open. Employee names and pay rates are blurred in this guide.</w:t>
+        <w:t xml:space="preserve">Figure 1: Cell B1 with its data validation dropdown open. Employee names and pay rates are blurred in this guide.</w:t>
       </w:r>
     </w:p>
     <w:p>
@@ -262,7 +262,7 @@
           <w:sz w:val="18"/>
           <w:szCs w:val="18"/>
         </w:rPr>
-        <w:t xml:space="preserve">Figure 2 — The Lookup tab, listing the pay periods for the financial year.</w:t>
+        <w:t xml:space="preserve">Figure 2: The Lookup tab, listing the pay periods for the financial year.</w:t>
       </w:r>
     </w:p>
     <w:p>
@@ -434,7 +434,7 @@
           <w:sz w:val="18"/>
           <w:szCs w:val="18"/>
         </w:rPr>
-        <w:t xml:space="preserve">Figure 3 — The Create Pay Run screen. Note the two import options and the difference in timesheet counts.</w:t>
+        <w:t xml:space="preserve">Figure 3: The Create Pay Run screen. Note the two import options and the difference in timesheet counts.</w:t>
       </w:r>
     </w:p>
     <w:tbl>
@@ -544,7 +544,7 @@
                 <w:sz w:val="20"/>
                 <w:szCs w:val="20"/>
               </w:rPr>
-              <w:t xml:space="preserve">Pre-filled — confirm it matches your fortnight (8/08/2026 in the example)</w:t>
+              <w:t xml:space="preserve">Pre-filled: confirm it matches your fortnight (8/08/2026 in the example)</w:t>
             </w:r>
           </w:p>
         </w:tc>
@@ -592,7 +592,7 @@
                 <w:sz w:val="20"/>
                 <w:szCs w:val="20"/>
               </w:rPr>
-              <w:t xml:space="preserve">Pre-filled — confirm it matches your fortnight (21/08/2026 in the example)</w:t>
+              <w:t xml:space="preserve">Pre-filled: confirm it matches your fortnight (21/08/2026 in the example)</w:t>
             </w:r>
           </w:p>
         </w:tc>
@@ -688,7 +688,7 @@
                 <w:sz w:val="20"/>
                 <w:szCs w:val="20"/>
               </w:rPr>
-              <w:t xml:space="preserve">Always the first option — Timesheets for this pay period</w:t>
+              <w:t xml:space="preserve">Always the first option: Timesheets for this pay period</w:t>
             </w:r>
           </w:p>
         </w:tc>
@@ -742,7 +742,7 @@
                 <w:sz w:val="22"/>
                 <w:szCs w:val="22"/>
               </w:rPr>
-              <w:t xml:space="preserve">Choose Timesheets for this pay period, never All unpaid timesheets. The second option sweeps up unpaid timesheets from outside the fortnight, which pulls the wrong periods into your pay run. In the example the difference is 665 timesheets versus 788 — 123 that do not belong.</w:t>
+              <w:t xml:space="preserve">Choose Timesheets for this pay period, never All unpaid timesheets. The second option sweeps up unpaid timesheets from outside the fortnight, which pulls the wrong periods into your pay run. In the example the difference is 665 timesheets versus 788, 123 that do not belong.</w:t>
             </w:r>
           </w:p>
         </w:tc>
@@ -774,7 +774,7 @@
           <w:sz w:val="22"/>
           <w:szCs w:val="22"/>
         </w:rPr>
-        <w:t xml:space="preserve">Employment Hero takes a few moments to perform its calculations — the wait is normal and scales with the size of the pay run.</w:t>
+        <w:t xml:space="preserve">Employment Hero takes a few moments to perform its calculations; the wait is normal and scales with the size of the pay run.</w:t>
       </w:r>
     </w:p>
     <w:p>
@@ -864,7 +864,7 @@
           <w:sz w:val="18"/>
           <w:szCs w:val="18"/>
         </w:rPr>
-        <w:t xml:space="preserve">Figure 4 — A created pay run. Employee names and all pay figures are blurred in this guide.</w:t>
+        <w:t xml:space="preserve">Figure 4: A created pay run. Employee names and all pay figures are blurred in this guide.</w:t>
       </w:r>
     </w:p>
     <w:p>
@@ -876,7 +876,7 @@
           <w:sz w:val="22"/>
           <w:szCs w:val="22"/>
         </w:rPr>
-        <w:t xml:space="preserve">Check the payee count at the top left before going further — it reads 1 - 54 of 54 total payees in the example. If that number looks wrong for the fortnight, stop and investigate rather than working through the pay run.</w:t>
+        <w:t xml:space="preserve">Check the payee count at the top left before going further; it reads 1 - 54 of 54 total payees in the example. If that number looks wrong for the fortnight, stop and investigate rather than working through the pay run.</w:t>
       </w:r>
     </w:p>
     <w:tbl>
@@ -1060,7 +1060,7 @@
           <w:sz w:val="22"/>
           <w:szCs w:val="22"/>
         </w:rPr>
-        <w:t xml:space="preserve">Timesheets for this pay period was selected — not All unpaid timesheets</w:t>
+        <w:t xml:space="preserve">Timesheets for this pay period was selected, not All unpaid timesheets</w:t>
       </w:r>
     </w:p>
     <w:p>
@@ -1107,7 +1107,7 @@
           <w:sz w:val="22"/>
           <w:szCs w:val="22"/>
         </w:rPr>
-        <w:t xml:space="preserve">Part 3a — Reconciling Casual Timesheets, the first of three guides covering reconciliation. Parts 3b and 3c cover salaried staff and the cases needing manual handling.</w:t>
+        <w:t xml:space="preserve">Part 3a: Reconciling Casual Timesheets, the first of three guides covering reconciliation. Parts 3b and 3c cover salaried staff and the cases needing manual handling.</w:t>
       </w:r>
     </w:p>
     <w:sectPr>
@@ -1239,7 +1239,7 @@
         <w:sz w:val="16"/>
         <w:szCs w:val="16"/>
       </w:rPr>
-      <w:t xml:space="preserve">Payroll Processing — Part 2: Creating a New Pay Run</w:t>
+      <w:t xml:space="preserve">Payroll Processing, Part 2: Creating a New Pay Run</w:t>
     </w:r>
   </w:p>
 </w:hdr>

--- a/manuals/Payroll Processing - Part 2 - Creating a New Pay Run.docx
+++ b/manuals/Payroll Processing - Part 2 - Creating a New Pay Run.docx
@@ -62,7 +62,7 @@
           <w:sz w:val="28"/>
           <w:szCs w:val="28"/>
         </w:rPr>
-        <w:t xml:space="preserve">About this guide</w:t>
+        <w:t xml:space="preserve">About Part 2</w:t>
       </w:r>
     </w:p>
     <w:p>
@@ -74,7 +74,7 @@
           <w:sz w:val="22"/>
           <w:szCs w:val="22"/>
         </w:rPr>
-        <w:t xml:space="preserve">This guide covers creating the fortnightly pay run in Employment Hero. It is the second of a six-part series and picks up directly where Part 1 (Payroll Prep) left off.</w:t>
+        <w:t xml:space="preserve">This guide covers creating the fortnightly pay run in Employment Hero. It is the second of eight parts, and picks up directly where Part 1 (Payroll Prep) left off.</w:t>
       </w:r>
     </w:p>
     <w:p>

--- a/manuals/Payroll Processing - Part 2 - Creating a New Pay Run.docx
+++ b/manuals/Payroll Processing - Part 2 - Creating a New Pay Run.docx
@@ -74,7 +74,7 @@
           <w:sz w:val="22"/>
           <w:szCs w:val="22"/>
         </w:rPr>
-        <w:t xml:space="preserve">This guide covers creating the fortnightly pay run in Employment Hero. It is the second of eight parts, and picks up directly where Part 1 (Payroll Prep) left off.</w:t>
+        <w:t xml:space="preserve">This guide covers creating the fortnightly pay run in Employment Hero. It is the second of seven parts, and picks up directly where Part 1 (Payroll Prep) left off.</w:t>
       </w:r>
     </w:p>
     <w:p>

--- a/manuals/Payroll Processing - Part 2 - Creating a New Pay Run.docx
+++ b/manuals/Payroll Processing - Part 2 - Creating a New Pay Run.docx
@@ -74,7 +74,7 @@
           <w:sz w:val="22"/>
           <w:szCs w:val="22"/>
         </w:rPr>
-        <w:t xml:space="preserve">This guide covers creating the fortnightly pay run in Employment Hero. It is the second of seven parts, and picks up directly where Part 1 (Payroll Prep) left off.</w:t>
+        <w:t xml:space="preserve">This guide covers creating the fortnightly pay run in Employment Hero. It is the second of eight parts, and picks up directly where Part 1 (Payroll Prep) left off.</w:t>
       </w:r>
     </w:p>
     <w:p>
